--- a/public/cv/turkish/CV-minimal.docx
+++ b/public/cv/turkish/CV-minimal.docx
@@ -196,7 +196,7 @@
         <w:rPr>
           <w:lang w:val="tr"/>
         </w:rPr>
-        <w:t xml:space="preserve">BT envanter, stok ve zimmet takibi için PostgreSQL şeması</w:t>
+        <w:t xml:space="preserve">BT envanter, stok ve zimmet takibi için PostgreSQL şeması.</w:t>
       </w:r>
     </w:p>
     <w:p>
@@ -211,7 +211,7 @@
         <w:rPr>
           <w:lang w:val="tr"/>
         </w:rPr>
-        <w:t xml:space="preserve">İş gereksinimlerinden React + TypeScript CRM prototipi</w:t>
+        <w:t xml:space="preserve">İş gereksinimlerinden React + TypeScript CRM prototipi.</w:t>
       </w:r>
     </w:p>
     <w:p>
@@ -226,7 +226,7 @@
         <w:rPr>
           <w:lang w:val="tr"/>
         </w:rPr>
-        <w:t xml:space="preserve">SAP, Jira ve Qlik süreçleri; MASSGuard AI konsepti</w:t>
+        <w:t xml:space="preserve">SAP, Jira ve Qlik süreçleri; MASSGuard AI konsepti.</w:t>
       </w:r>
     </w:p>
     <w:p>
@@ -258,7 +258,7 @@
         <w:rPr>
           <w:lang w:val="tr"/>
         </w:rPr>
-        <w:t xml:space="preserve">SQL Server yedekleme platformu: çok kiracılı ASP.NET Core API, Quartz.NET, PostgreSQL, agent, React arayüzü</w:t>
+        <w:t xml:space="preserve">SQL Server yedekleme platformu: çok kiracılı ASP.NET Core API, Quartz.NET, PostgreSQL, agent, React arayüzü.</w:t>
       </w:r>
     </w:p>
     <w:p>
@@ -273,7 +273,7 @@
         <w:rPr>
           <w:lang w:val="tr"/>
         </w:rPr>
-        <w:t xml:space="preserve">Çevrimdışı öncelikli IMAP/SMTP mail istemcisi: .NET 10 + PostgreSQL backend, Flutter uygulaması</w:t>
+        <w:t xml:space="preserve">Çevrimdışı öncelikli IMAP/SMTP mail istemcisi: .NET 10 + PostgreSQL backend, Flutter uygulaması.</w:t>
       </w:r>
     </w:p>
     <w:p>
@@ -288,7 +288,7 @@
         <w:rPr>
           <w:lang w:val="tr"/>
         </w:rPr>
-        <w:t xml:space="preserve">Firmanın mutabakat web uygulamasına küçük katkı (backend düzeltmeleri, erişilebilir arayüz)</w:t>
+        <w:t xml:space="preserve">Firmanın mutabakat web uygulamasına küçük katkı (backend düzeltmeleri, erişilebilir arayüz).</w:t>
       </w:r>
     </w:p>
     <w:p>
@@ -303,7 +303,7 @@
         <w:rPr>
           <w:lang w:val="tr"/>
         </w:rPr>
-        <w:t xml:space="preserve">Referans istenirse paylaşılabilir</w:t>
+        <w:t xml:space="preserve">Referans istenirse paylaşılabilir.</w:t>
       </w:r>
     </w:p>
     <w:p>
@@ -335,7 +335,7 @@
         <w:rPr>
           <w:lang w:val="tr"/>
         </w:rPr>
-        <w:t xml:space="preserve">JSON tabanlı Python CLI uygulaması</w:t>
+        <w:t xml:space="preserve">JSON tabanlı Python CLI uygulaması.</w:t>
       </w:r>
     </w:p>
     <w:p>
@@ -350,7 +350,7 @@
         <w:rPr>
           <w:lang w:val="tr"/>
         </w:rPr>
-        <w:t xml:space="preserve">Excel dashboard, AutoCAD çizim ve Blender 3D oda</w:t>
+        <w:t xml:space="preserve">Excel dashboard, AutoCAD çizim ve Blender 3D oda.</w:t>
       </w:r>
     </w:p>
     <w:bookmarkEnd w:id="14"/>
@@ -474,7 +474,7 @@
         <w:rPr>
           <w:lang w:val="tr"/>
         </w:rPr>
-        <w:t xml:space="preserve">Veri yapıları, algoritmalar, veritabanları, işletim sistemleri</w:t>
+        <w:t xml:space="preserve">Veri yapıları, algoritmalar, veritabanları, işletim sistemleri.</w:t>
       </w:r>
     </w:p>
     <w:p>
@@ -489,7 +489,7 @@
         <w:rPr>
           <w:lang w:val="tr"/>
         </w:rPr>
-        <w:t xml:space="preserve">Yazılım mühendisliği, web teknolojileri, bilgisayar ağları</w:t>
+        <w:t xml:space="preserve">Yazılım mühendisliği, web teknolojileri, bilgisayar ağları.</w:t>
       </w:r>
     </w:p>
     <w:p>
@@ -504,7 +504,7 @@
         <w:rPr>
           <w:lang w:val="tr"/>
         </w:rPr>
-        <w:t xml:space="preserve">Makine öğrenmesi, yapay zeka, grafik, bulut bilişim</w:t>
+        <w:t xml:space="preserve">Makine öğrenmesi, yapay zeka, grafik, bulut bilişim.</w:t>
       </w:r>
     </w:p>
     <w:p>
@@ -536,7 +536,7 @@
         <w:rPr>
           <w:lang w:val="tr"/>
         </w:rPr>
-        <w:t xml:space="preserve">Erasmus değişim programı, C++ ile OOP</w:t>
+        <w:t xml:space="preserve">Erasmus değişim programı, C++ ile OOP.</w:t>
       </w:r>
     </w:p>
     <w:p>
@@ -551,7 +551,7 @@
         <w:rPr>
           <w:lang w:val="tr"/>
         </w:rPr>
-        <w:t xml:space="preserve">Blender ile 3D animasyon ve grafik</w:t>
+        <w:t xml:space="preserve">Blender ile 3D animasyon ve grafik.</w:t>
       </w:r>
     </w:p>
     <w:bookmarkEnd w:id="16"/>

--- a/public/cv/turkish/CV-minimal.docx
+++ b/public/cv/turkish/CV-minimal.docx
@@ -196,7 +196,7 @@
         <w:rPr>
           <w:lang w:val="tr"/>
         </w:rPr>
-        <w:t xml:space="preserve">BT envanter, stok ve zimmet takibi için PostgreSQL şeması.</w:t>
+        <w:t xml:space="preserve">BT envanter ve zimmet için eksiksiz bir PostgreSQL veritabanı.</w:t>
       </w:r>
     </w:p>
     <w:p>
@@ -211,7 +211,7 @@
         <w:rPr>
           <w:lang w:val="tr"/>
         </w:rPr>
-        <w:t xml:space="preserve">İş gereksinimlerinden React + TypeScript CRM prototipi.</w:t>
+        <w:t xml:space="preserve">Müşteri talep case study'si: kapsam, gereksinimler, wireframe, React prototipi.</w:t>
       </w:r>
     </w:p>
     <w:p>
@@ -231,6 +231,21 @@
     </w:p>
     <w:p>
       <w:pPr>
+        <w:pStyle w:val="Compact"/>
+        <w:numPr>
+          <w:ilvl w:val="0"/>
+          <w:numId w:val="1001"/>
+        </w:numPr>
+      </w:pPr>
+      <w:r>
+        <w:rPr>
+          <w:lang w:val="tr"/>
+        </w:rPr>
+        <w:t xml:space="preserve">Referans istenirse paylaşılır.</w:t>
+      </w:r>
+    </w:p>
+    <w:p>
+      <w:pPr>
         <w:pStyle w:val="FirstParagraph"/>
       </w:pPr>
       <w:r>
@@ -303,7 +318,7 @@
         <w:rPr>
           <w:lang w:val="tr"/>
         </w:rPr>
-        <w:t xml:space="preserve">Referans istenirse paylaşılabilir.</w:t>
+        <w:t xml:space="preserve">Referans istenirse paylaşılır.</w:t>
       </w:r>
     </w:p>
     <w:p>
